--- a/teaching_doc/案例设计说明.docx
+++ b/teaching_doc/案例设计说明.docx
@@ -447,6 +447,283 @@
         </w:rPr>
         <w:t>（学生作为“风险预算官”与 AI 信号协同完成决策）。案例全部取材于真实公开行情，信号生成规则完全公开，符合“实践原则（真实性）”与“实验原则（探究性）”的双重要求。</w:t>
       </w:r>
+    </w:p>
+    <w:p>
+      <w:pPr>
+        <w:spacing w:before="200" w:after="80"/>
+      </w:pPr>
+      <w:r>
+        <w:rPr>
+          <w:rFonts w:ascii="Times New Roman" w:hAnsi="Times New Roman" w:eastAsia="黑体"/>
+          <w:b/>
+          <w:color w:val="2E5E8C"/>
+          <w:sz w:val="27"/>
+        </w:rPr>
+        <w:t>1.4　与大赛评分判据的对齐</w:t>
+      </w:r>
+    </w:p>
+    <w:p>
+      <w:pPr>
+        <w:spacing w:after="80" w:line="307" w:lineRule="auto"/>
+        <w:ind w:firstLine="480"/>
+      </w:pPr>
+      <w:r>
+        <w:rPr>
+          <w:rFonts w:ascii="Times New Roman" w:hAnsi="Times New Roman" w:eastAsia="宋体"/>
+          <w:b w:val="0"/>
+          <w:sz w:val="24"/>
+        </w:rPr>
+        <w:t>评审以“AI 在投研决策链条中所处环节、及其与最终交易决策的拟合程度”为核心依据，以可验证证据为基础，并要求 AI 实质介入决策生成。本案例的三点对齐：</w:t>
+      </w:r>
+    </w:p>
+    <w:tbl>
+      <w:tblPr>
+        <w:tblStyle w:val="TableGrid"/>
+        <w:tblW w:type="auto" w:w="0"/>
+        <w:jc w:val="center"/>
+        <w:tblLook w:firstColumn="1" w:firstRow="1" w:lastColumn="0" w:lastRow="0" w:noHBand="0" w:noVBand="1" w:val="04A0"/>
+      </w:tblPr>
+      <w:tblGrid>
+        <w:gridCol w:w="4986"/>
+        <w:gridCol w:w="4986"/>
+      </w:tblGrid>
+      <w:tr>
+        <w:tc>
+          <w:tcPr>
+            <w:tcW w:type="dxa" w:w="2608"/>
+            <w:shd w:val="clear" w:color="auto" w:fill="DCE6F1"/>
+          </w:tcPr>
+          <w:p>
+            <w:pPr>
+              <w:jc w:val="center"/>
+            </w:pPr>
+            <w:r/>
+            <w:r>
+              <w:rPr>
+                <w:rFonts w:ascii="Times New Roman" w:hAnsi="Times New Roman" w:eastAsia="黑体"/>
+                <w:b/>
+                <w:sz w:val="20"/>
+              </w:rPr>
+              <w:t>判据</w:t>
+            </w:r>
+          </w:p>
+        </w:tc>
+        <w:tc>
+          <w:tcPr>
+            <w:tcW w:type="dxa" w:w="7030"/>
+            <w:shd w:val="clear" w:color="auto" w:fill="DCE6F1"/>
+          </w:tcPr>
+          <w:p>
+            <w:pPr>
+              <w:jc w:val="center"/>
+            </w:pPr>
+            <w:r/>
+            <w:r>
+              <w:rPr>
+                <w:rFonts w:ascii="Times New Roman" w:hAnsi="Times New Roman" w:eastAsia="黑体"/>
+                <w:b/>
+                <w:sz w:val="20"/>
+              </w:rPr>
+              <w:t>本案例的对齐</w:t>
+            </w:r>
+          </w:p>
+        </w:tc>
+      </w:tr>
+      <w:tr>
+        <w:tc>
+          <w:tcPr>
+            <w:tcW w:type="dxa" w:w="2608"/>
+          </w:tcPr>
+          <w:p>
+            <w:r/>
+            <w:r>
+              <w:rPr>
+                <w:rFonts w:ascii="Times New Roman" w:hAnsi="Times New Roman" w:eastAsia="宋体"/>
+                <w:b w:val="0"/>
+                <w:sz w:val="20"/>
+              </w:rPr>
+              <w:t>AI 所处环节与决策拟合度为核心</w:t>
+            </w:r>
+          </w:p>
+        </w:tc>
+        <w:tc>
+          <w:tcPr>
+            <w:tcW w:type="dxa" w:w="7030"/>
+          </w:tcPr>
+          <w:p>
+            <w:r/>
+            <w:r>
+              <w:rPr>
+                <w:rFonts w:ascii="Times New Roman" w:hAnsi="Times New Roman" w:eastAsia="宋体"/>
+                <w:b w:val="0"/>
+                <w:sz w:val="20"/>
+              </w:rPr>
+              <w:t>AI 方向与置信度经仓位规则直接决定组合权重，移除信号则决策链失效；</w:t>
+            </w:r>
+            <w:r>
+              <w:rPr>
+                <w:rFonts w:ascii="Times New Roman" w:hAnsi="Times New Roman" w:eastAsia="宋体"/>
+                <w:b/>
+                <w:sz w:val="20"/>
+              </w:rPr>
+              <w:t>人工仅设硬约束</w:t>
+            </w:r>
+            <w:r>
+              <w:rPr>
+                <w:rFonts w:ascii="Times New Roman" w:hAnsi="Times New Roman" w:eastAsia="宋体"/>
+                <w:b w:val="0"/>
+                <w:sz w:val="20"/>
+              </w:rPr>
+              <w:t>，不介入逐笔判断</w:t>
+            </w:r>
+          </w:p>
+        </w:tc>
+      </w:tr>
+      <w:tr>
+        <w:tc>
+          <w:tcPr>
+            <w:tcW w:type="dxa" w:w="2608"/>
+          </w:tcPr>
+          <w:p>
+            <w:r/>
+            <w:r>
+              <w:rPr>
+                <w:rFonts w:ascii="Times New Roman" w:hAnsi="Times New Roman" w:eastAsia="宋体"/>
+                <w:b w:val="0"/>
+                <w:sz w:val="20"/>
+              </w:rPr>
+              <w:t>五项可验证证据</w:t>
+            </w:r>
+          </w:p>
+        </w:tc>
+        <w:tc>
+          <w:tcPr>
+            <w:tcW w:type="dxa" w:w="7030"/>
+          </w:tcPr>
+          <w:p>
+            <w:r/>
+            <w:r>
+              <w:rPr>
+                <w:rFonts w:ascii="Times New Roman" w:hAnsi="Times New Roman" w:eastAsia="宋体"/>
+                <w:b/>
+                <w:sz w:val="20"/>
+              </w:rPr>
+              <w:t>多策略对照</w:t>
+            </w:r>
+            <w:r>
+              <w:rPr>
+                <w:rFonts w:ascii="Times New Roman" w:hAnsi="Times New Roman" w:eastAsia="宋体"/>
+                <w:b w:val="0"/>
+                <w:sz w:val="20"/>
+              </w:rPr>
+              <w:t>（A/B/C）、</w:t>
+            </w:r>
+            <w:r>
+              <w:rPr>
+                <w:rFonts w:ascii="Times New Roman" w:hAnsi="Times New Roman" w:eastAsia="宋体"/>
+                <w:b/>
+                <w:sz w:val="20"/>
+              </w:rPr>
+              <w:t>样本外检验</w:t>
+            </w:r>
+            <w:r>
+              <w:rPr>
+                <w:rFonts w:ascii="Times New Roman" w:hAnsi="Times New Roman" w:eastAsia="宋体"/>
+                <w:b w:val="0"/>
+                <w:sz w:val="20"/>
+              </w:rPr>
+              <w:t>（前 70%/后 30% 预划分）、</w:t>
+            </w:r>
+            <w:r>
+              <w:rPr>
+                <w:rFonts w:ascii="Times New Roman" w:hAnsi="Times New Roman" w:eastAsia="宋体"/>
+                <w:b/>
+                <w:sz w:val="20"/>
+              </w:rPr>
+              <w:t>反事实分析</w:t>
+            </w:r>
+            <w:r>
+              <w:rPr>
+                <w:rFonts w:ascii="Times New Roman" w:hAnsi="Times New Roman" w:eastAsia="宋体"/>
+                <w:b w:val="0"/>
+                <w:sz w:val="20"/>
+              </w:rPr>
+              <w:t>（干预有无）、</w:t>
+            </w:r>
+            <w:r>
+              <w:rPr>
+                <w:rFonts w:ascii="Times New Roman" w:hAnsi="Times New Roman" w:eastAsia="宋体"/>
+                <w:b/>
+                <w:sz w:val="20"/>
+              </w:rPr>
+              <w:t>可解释归因</w:t>
+            </w:r>
+            <w:r>
+              <w:rPr>
+                <w:rFonts w:ascii="Times New Roman" w:hAnsi="Times New Roman" w:eastAsia="宋体"/>
+                <w:b w:val="0"/>
+                <w:sz w:val="20"/>
+              </w:rPr>
+              <w:t>（绩效差异分解至规则与成本拖累）、</w:t>
+            </w:r>
+            <w:r>
+              <w:rPr>
+                <w:rFonts w:ascii="Times New Roman" w:hAnsi="Times New Roman" w:eastAsia="宋体"/>
+                <w:b/>
+                <w:sz w:val="20"/>
+              </w:rPr>
+              <w:t>复现能力</w:t>
+            </w:r>
+            <w:r>
+              <w:rPr>
+                <w:rFonts w:ascii="Times New Roman" w:hAnsi="Times New Roman" w:eastAsia="宋体"/>
+                <w:b w:val="0"/>
+                <w:sz w:val="20"/>
+              </w:rPr>
+              <w:t>（种子固定、一键重跑）——五项在设计阶段预先承诺，而非事后补齐</w:t>
+            </w:r>
+          </w:p>
+        </w:tc>
+      </w:tr>
+      <w:tr>
+        <w:tc>
+          <w:tcPr>
+            <w:tcW w:type="dxa" w:w="2608"/>
+          </w:tcPr>
+          <w:p>
+            <w:r/>
+            <w:r>
+              <w:rPr>
+                <w:rFonts w:ascii="Times New Roman" w:hAnsi="Times New Roman" w:eastAsia="宋体"/>
+                <w:b w:val="0"/>
+                <w:sz w:val="20"/>
+              </w:rPr>
+              <w:t>AI 介入决策生成</w:t>
+            </w:r>
+          </w:p>
+        </w:tc>
+        <w:tc>
+          <w:tcPr>
+            <w:tcW w:type="dxa" w:w="7030"/>
+          </w:tcPr>
+          <w:p>
+            <w:r/>
+            <w:r>
+              <w:rPr>
+                <w:rFonts w:ascii="Times New Roman" w:hAnsi="Times New Roman" w:eastAsia="宋体"/>
+                <w:b w:val="0"/>
+                <w:sz w:val="20"/>
+              </w:rPr>
+              <w:t>AI 信号是仓位决策的原始输入；决策可回溯至信号生成规则（种子 20261029）与模型原始输出（置信度），全程可复核</w:t>
+            </w:r>
+          </w:p>
+        </w:tc>
+      </w:tr>
+    </w:tbl>
+    <w:p>
+      <w:pPr>
+        <w:spacing w:after="40"/>
+      </w:pPr>
     </w:p>
     <w:p>
       <w:pPr>
@@ -3343,7 +3620,20 @@
     </w:p>
     <w:p>
       <w:pPr>
-        <w:spacing w:before="320"/>
+        <w:spacing w:before="280"/>
+      </w:pPr>
+      <w:r>
+        <w:rPr>
+          <w:rFonts w:ascii="Times New Roman" w:hAnsi="Times New Roman" w:eastAsia="黑体"/>
+          <w:b/>
+          <w:sz w:val="26"/>
+        </w:rPr>
+        <w:t>AI 是外骨骼，扣动扳机的必须是懂风险预算的人。</w:t>
+      </w:r>
+    </w:p>
+    <w:p>
+      <w:pPr>
+        <w:spacing w:before="80"/>
       </w:pPr>
       <w:r>
         <w:rPr>
@@ -3352,7 +3642,21 @@
           <w:color w:val="595959"/>
           <w:sz w:val="20"/>
         </w:rPr>
-        <w:t>版本说明：本设计说明与案例正文、数据集、教学指导文档、配套 PPT 同版本发布；数字口径与案例正文一致，如实验数据更新以正文可复现性声明所载种子与参数为准。</w:t>
+        <w:t>免责声明：本文件为实验教学演示文档，全部阈值与仓位参数均为统一设定的实验条件，不构成任何证券的买卖建议。</w:t>
+      </w:r>
+    </w:p>
+    <w:p>
+      <w:pPr>
+        <w:spacing w:before="200"/>
+      </w:pPr>
+      <w:r>
+        <w:rPr>
+          <w:rFonts w:ascii="Times New Roman" w:hAnsi="Times New Roman" w:eastAsia="宋体"/>
+          <w:b w:val="0"/>
+          <w:color w:val="595959"/>
+          <w:sz w:val="20"/>
+        </w:rPr>
+        <w:t>版本说明：本设计说明与案例正文、数据集、教学指导文档、案例报告、配套 PPT 同版本发布；数字口径与案例正文一致，如实验数据更新以正文可复现性声明所载种子与参数为准。</w:t>
       </w:r>
     </w:p>
     <w:sectPr>

--- a/teaching_doc/案例设计说明.docx
+++ b/teaching_doc/案例设计说明.docx
@@ -1468,6 +1468,56 @@
                 <w:sz w:val="21"/>
               </w:rPr>
               <w:t>识别结论成立的参数范围（含反事实）</w:t>
+            </w:r>
+          </w:p>
+        </w:tc>
+      </w:tr>
+      <w:tr>
+        <w:tc>
+          <w:tcPr>
+            <w:tcW w:type="dxa" w:w="1701"/>
+          </w:tcPr>
+          <w:p>
+            <w:r/>
+            <w:r>
+              <w:rPr>
+                <w:rFonts w:ascii="Times New Roman" w:hAnsi="Times New Roman" w:eastAsia="宋体"/>
+                <w:b w:val="0"/>
+                <w:sz w:val="21"/>
+              </w:rPr>
+              <w:t>拓展分析</w:t>
+            </w:r>
+          </w:p>
+        </w:tc>
+        <w:tc>
+          <w:tcPr>
+            <w:tcW w:type="dxa" w:w="4195"/>
+          </w:tcPr>
+          <w:p>
+            <w:r/>
+            <w:r>
+              <w:rPr>
+                <w:rFonts w:ascii="Times New Roman" w:hAnsi="Times New Roman" w:eastAsia="宋体"/>
+                <w:b w:val="0"/>
+                <w:sz w:val="21"/>
+              </w:rPr>
+              <w:t>交易成本扫描（0–10bp）；置信度再校准闭环（样本内校准 → 样本外验证）</w:t>
+            </w:r>
+          </w:p>
+        </w:tc>
+        <w:tc>
+          <w:tcPr>
+            <w:tcW w:type="dxa" w:w="3742"/>
+          </w:tcPr>
+          <w:p>
+            <w:r/>
+            <w:r>
+              <w:rPr>
+                <w:rFonts w:ascii="Times New Roman" w:hAnsi="Times New Roman" w:eastAsia="宋体"/>
+                <w:b w:val="0"/>
+                <w:sz w:val="21"/>
+              </w:rPr>
+              <w:t>检验结论对成本参数的稳健性；量化“校准能修复什么、不能修复什么”</w:t>
             </w:r>
           </w:p>
         </w:tc>

--- a/teaching_doc/案例设计说明.docx
+++ b/teaching_doc/案例设计说明.docx
@@ -1103,7 +1103,7 @@
           <w:color w:val="2E5E8C"/>
           <w:sz w:val="27"/>
         </w:rPr>
-        <w:t>3.1　硬约束（教师统一设定，违反即方案无效）</w:t>
+        <w:t>3.1　规则约束（教师统一设定）</w:t>
       </w:r>
     </w:p>
     <w:p>
@@ -1117,7 +1117,39 @@
           <w:b w:val="0"/>
           <w:sz w:val="24"/>
         </w:rPr>
-        <w:t>• 单边交易成本 5bp；单一标的仓位上限 20%；组合总仓位上限 100%；最大回撤预算 -6%（触及即触发干预）。</w:t>
+        <w:t>• 单边交易成本 5bp、单一标的仓位上限 20%、组合总仓位上限 100% 为</w:t>
+      </w:r>
+      <w:r>
+        <w:rPr>
+          <w:rFonts w:ascii="Times New Roman" w:hAnsi="Times New Roman" w:eastAsia="宋体"/>
+          <w:b/>
+          <w:sz w:val="24"/>
+        </w:rPr>
+        <w:t>硬约束</w:t>
+      </w:r>
+      <w:r>
+        <w:rPr>
+          <w:rFonts w:ascii="Times New Roman" w:hAnsi="Times New Roman" w:eastAsia="宋体"/>
+          <w:b w:val="0"/>
+          <w:sz w:val="24"/>
+        </w:rPr>
+        <w:t>（违反即方案无效）；</w:t>
+      </w:r>
+      <w:r>
+        <w:rPr>
+          <w:rFonts w:ascii="Times New Roman" w:hAnsi="Times New Roman" w:eastAsia="宋体"/>
+          <w:b/>
+          <w:sz w:val="24"/>
+        </w:rPr>
+        <w:t>回撤触线 -6% 为软干预线</w:t>
+      </w:r>
+      <w:r>
+        <w:rPr>
+          <w:rFonts w:ascii="Times New Roman" w:hAnsi="Times New Roman" w:eastAsia="宋体"/>
+          <w:b w:val="0"/>
+          <w:sz w:val="24"/>
+        </w:rPr>
+        <w:t>（触及即仓位减半，降低但不消除突破概率——C 组实际最大回撤 -9.3% 即为明证，设计说明第七节将此项列入自我修正）。</w:t>
       </w:r>
     </w:p>
     <w:p>

--- a/teaching_doc/案例设计说明.docx
+++ b/teaching_doc/案例设计说明.docx
@@ -1517,7 +1517,7 @@
                 <w:b w:val="0"/>
                 <w:sz w:val="21"/>
               </w:rPr>
-              <w:t>拓展分析</w:t>
+              <w:t>拓展与检验</w:t>
             </w:r>
           </w:p>
         </w:tc>
@@ -1533,7 +1533,7 @@
                 <w:b w:val="0"/>
                 <w:sz w:val="21"/>
               </w:rPr>
-              <w:t>交易成本扫描（0–10bp）；置信度再校准闭环（样本内校准 → 样本外验证）</w:t>
+              <w:t>交易成本扫描（0–10bp，含 7bp 滑点情景）；再校准闭环；信号衰减；敞口匹配基准；稳健性五项（自助法/子区间/凸性冲击/滚动重估/真实信号）</w:t>
             </w:r>
           </w:p>
         </w:tc>
@@ -1549,7 +1549,7 @@
                 <w:b w:val="0"/>
                 <w:sz w:val="21"/>
               </w:rPr>
-              <w:t>检验结论对成本参数的稳健性；量化“校准能修复什么、不能修复什么”</w:t>
+              <w:t>检验结论对成本、信号、参数与干预形态的稳健性；量化“校准能修复什么、不能修复什么”；真实信号替换验证外推性</w:t>
             </w:r>
           </w:p>
         </w:tc>
@@ -1808,7 +1808,7 @@
                 <w:b w:val="0"/>
                 <w:sz w:val="20"/>
               </w:rPr>
-              <w:t>在线 Notebook 30 单元真实运行；run_all.py 一键复现</w:t>
+              <w:t>在线 Notebook 50 单元真实运行；run_all.py 一键复现</w:t>
             </w:r>
           </w:p>
         </w:tc>
